--- a/assets/CV_Mehdi_PICHARD.docx
+++ b/assets/CV_Mehdi_PICHARD.docx
@@ -419,7 +419,7 @@
           <w:sz w:val="18"/>
           <w:szCs w:val="18"/>
         </w:rPr>
-        <w:t>GenDon — Plateforme de dons locaux entre particuliers à Gennevilliers</w:t>
+        <w:t>GenDon : plateforme de dons locaux entre particuliers à Gennevilliers</w:t>
       </w:r>
       <w:r>
         <w:rPr>
@@ -428,7 +428,7 @@
           <w:sz w:val="18"/>
           <w:szCs w:val="18"/>
         </w:rPr>
-        <w:t xml:space="preserve">  —  gendon.fr</w:t>
+        <w:t xml:space="preserve">  -  gendon.fr</w:t>
       </w:r>
       <w:r>
         <w:rPr>
@@ -439,7 +439,7 @@
           <w:sz w:val="18"/>
           <w:szCs w:val="18"/>
         </w:rPr>
-        <w:t xml:space="preserve">   (Juin 2026 – Aujourd'hui)</w:t>
+        <w:t xml:space="preserve">   (Depuis juin 2026)</w:t>
       </w:r>
     </w:p>
     <w:p>
@@ -572,7 +572,7 @@
           <w:sz w:val="18"/>
           <w:szCs w:val="18"/>
         </w:rPr>
-        <w:t>Technicien Support Informatique – DSI</w:t>
+        <w:t>Technicien Support Informatique (DSI)</w:t>
       </w:r>
       <w:r>
         <w:rPr>
@@ -592,7 +592,7 @@
           <w:sz w:val="18"/>
           <w:szCs w:val="18"/>
         </w:rPr>
-        <w:t xml:space="preserve">   (10 – 21 août 2026)</w:t>
+        <w:t xml:space="preserve">   (10 au 21 août 2026)</w:t>
       </w:r>
     </w:p>
     <w:p>
@@ -720,7 +720,7 @@
           <w:sz w:val="18"/>
           <w:szCs w:val="18"/>
         </w:rPr>
-        <w:t xml:space="preserve">   (2021 – 2023)</w:t>
+        <w:t xml:space="preserve">   (2021 - 2023)</w:t>
       </w:r>
     </w:p>
     <w:p>
@@ -872,7 +872,7 @@
           <w:sz w:val="18"/>
           <w:szCs w:val="18"/>
         </w:rPr>
-        <w:t xml:space="preserve">   (2021 – 2023)</w:t>
+        <w:t xml:space="preserve">   (2021 - 2023)</w:t>
       </w:r>
     </w:p>
     <w:p>
@@ -912,7 +912,7 @@
           <w:sz w:val="18"/>
           <w:szCs w:val="18"/>
         </w:rPr>
-        <w:t xml:space="preserve">   (2020 – 2021)</w:t>
+        <w:t xml:space="preserve">   (2020 - 2021)</w:t>
       </w:r>
     </w:p>
     <w:p>
@@ -952,7 +952,7 @@
           <w:sz w:val="18"/>
           <w:szCs w:val="18"/>
         </w:rPr>
-        <w:t xml:space="preserve">   (2018 – 2020)</w:t>
+        <w:t xml:space="preserve">   (2018 - 2020)</w:t>
       </w:r>
     </w:p>
     <w:p>

--- a/assets/CV_Mehdi_PICHARD.docx
+++ b/assets/CV_Mehdi_PICHARD.docx
@@ -932,7 +932,7 @@
           <w:sz w:val="18"/>
           <w:szCs w:val="18"/>
         </w:rPr>
-        <w:t>BTS Système Numérique option Informatique et Réseaux</w:t>
+        <w:t>BTS Systèmes Numériques option Informatique et Réseaux (SNIR)</w:t>
       </w:r>
       <w:r>
         <w:rPr>
